--- a/client_rules/Acceptance Services.docx
+++ b/client_rules/Acceptance Services.docx
@@ -1188,7 +1188,7 @@
         </w:numPr>
       </w:pPr>
       <w:r>
-        <w:t>Complete the Core appraisal report in its entirety and provide specific detailed inspection notes.</w:t>
+        <w:t>Complete the appraisal report in its entirety and provide specific detailed inspection notes.</w:t>
       </w:r>
     </w:p>
     <w:p>
